--- a/acts-sermons/docx/13_2027-01-10_천하사람중에다른이름은없다_행4장1-12절.docx
+++ b/acts-sermons/docx/13_2027-01-10_천하사람중에다른이름은없다_행4장1-12절.docx
@@ -343,33 +343,46 @@
           <w:sz w:val="24"/>
           <w:szCs w:val="24"/>
         </w:rPr>
-        <w:t xml:space="preserve">예레미야 36장에는 하나님의 말씀을 없애려 한 왕의 이야기가 나옵니다. 하나님은 예레미야에게 그동안 주신 모든 말씀을 두루마리에 기록하라고 하셨습니다. 예레미야는 서기관 바룩에게 불러 주어 기록하게 했고, 바룩은 성전에서 그 말씀을 백성에게 낭독했습니다. 이 소식은 결국 유다 왕 여호야김에게까지 전해졌습니다.</w:t>
-      </w:r>
-    </w:p>
-    <w:p>
-      <w:pPr>
-        <w:spacing w:after="160" w:line="360"/>
-      </w:pPr>
-      <w:r>
-        <w:rPr>
-          <w:rFonts w:ascii="맑은 고딕" w:cs="맑은 고딕" w:eastAsia="맑은 고딕" w:hAnsi="맑은 고딕"/>
-          <w:sz w:val="24"/>
-          <w:szCs w:val="24"/>
-        </w:rPr>
-        <w:t xml:space="preserve">때는 겨울이었고 왕은 겨울 궁전에 앉아 있었습니다. 그 앞에는 불 피운 화로가 있었습니다. 여후디가 두루마리를 낭독했는데, 서너 쪽을 읽을 때마다 왕은 면도칼로 그것을 베어 화로 불에 던졌습니다. 그렇게 두루마리 전부를 태워 버렸습니다. 성경은 왕과 그의 신하들이 이 모든 말을 듣고도 두려워하거나 자기들의 옷을 찢지 아니했다고 기록합니다. 그리고 예레미야와 바룩을 잡으라고 명령했습니다. 그러나 성경은 말합니다. “여호와께서 그들을 숨기셨더라.”</w:t>
-      </w:r>
-    </w:p>
-    <w:p>
-      <w:pPr>
-        <w:spacing w:after="160" w:line="360"/>
-      </w:pPr>
-      <w:r>
-        <w:rPr>
-          <w:rFonts w:ascii="맑은 고딕" w:cs="맑은 고딕" w:eastAsia="맑은 고딕" w:hAnsi="맑은 고딕"/>
-          <w:sz w:val="24"/>
-          <w:szCs w:val="24"/>
-        </w:rPr>
-        <w:t xml:space="preserve">그 후 하나님께서 예레미야에게 말씀하십니다. 너는 다시 다른 두루마리를 가지고 여호야김이 불사른 첫 두루마리의 모든 말을 기록하라. 예레미야는 다시 기록했고, 이번에는 그와 같은 말이 더 많이 더해졌습니다. 왕은 두루마리를 태울 수 있었지만, 하나님의 말씀을 태울 수는 없었습니다. 그리고 그 말씀은 오늘 우리 손에 있는 예레미야서로 남아 있습니다.</w:t>
+        <w:t xml:space="preserve">열왕기하는 슬픈 장면으로 끝을 향해 갑니다. 예루살렘은 불탔고, 성전은 무너졌고, 다윗 왕가의 왕들은 바벨론으로 끌려갔습니다. 그 가운데 유다 왕 여호야긴은 사로잡혀 바벨론의 옥에 갇혔습니다. 하나님께서 다윗에게 네 왕위가 영원히 견고하리라고 하신 약속(삼하 7:16)도 감옥 안에 함께 갇힌 것처럼 보였습니다.</w:t>
+      </w:r>
+    </w:p>
+    <w:p>
+      <w:pPr>
+        <w:spacing w:after="160" w:line="360"/>
+      </w:pPr>
+      <w:r>
+        <w:rPr>
+          <w:rFonts w:ascii="맑은 고딕" w:cs="맑은 고딕" w:eastAsia="맑은 고딕" w:hAnsi="맑은 고딕"/>
+          <w:sz w:val="24"/>
+          <w:szCs w:val="24"/>
+        </w:rPr>
+        <w:t xml:space="preserve">그런데 열왕기하의 마지막 네 절은 뜻밖의 소식을 전합니다. 여호야긴이 사로잡혀 간 지 삼십칠 년, 바벨론 왕 에윌므로닥이 왕이 된 해에 여호야긴을 옥에서 내놓았습니다. 그에게 좋게 말하고 그의 지위를 바벨론에 함께 있는 다른 왕들보다 높이며, 죄수의 의복을 벗게 했습니다. 여호야긴은 평생 왕 앞에서 양식을 먹었고, 날마다 쓸 것을 받았습니다(왕하 25:27-30).</w:t>
+      </w:r>
+    </w:p>
+    <w:p>
+      <w:pPr>
+        <w:spacing w:after="160" w:line="360"/>
+      </w:pPr>
+      <w:r>
+        <w:rPr>
+          <w:rFonts w:ascii="맑은 고딕" w:cs="맑은 고딕" w:eastAsia="맑은 고딕" w:hAnsi="맑은 고딕"/>
+          <w:sz w:val="24"/>
+          <w:szCs w:val="24"/>
+        </w:rPr>
+        <w:t xml:space="preserve">작은 장면처럼 보이지만 성경은 이것으로 열왕기를 마칩니다. 바벨론은 다윗의 자손을 옥에 가둘 수 있었습니다. 그러나 하나님의 약속은 가둘 수 없었습니다. 마태복음 1장의 족보는 바벨론으로 옮겨 간 후의 여고냐, 곧 이 여호야긴의 이름을 지나 마침내 그리스도께 이릅니다(마 1:12-16).</w:t>
+      </w:r>
+    </w:p>
+    <w:p>
+      <w:pPr>
+        <w:spacing w:after="160" w:line="360"/>
+      </w:pPr>
+      <w:r>
+        <w:rPr>
+          <w:rFonts w:ascii="맑은 고딕" w:cs="맑은 고딕" w:eastAsia="맑은 고딕" w:hAnsi="맑은 고딕"/>
+          <w:sz w:val="24"/>
+          <w:szCs w:val="24"/>
+        </w:rPr>
+        <w:t xml:space="preserve">공회는 베드로와 요한을 옥에 가둘 수 있었습니다. 그러나 바로 그날에 대해 성경은 말씀을 들은 사람 중에 믿는 자가 많으니 남자의 수가 약 오천이나 되었다고 증언합니다(행 4:4). 사람은 하나님의 종을 가둘 수 있지만, 하나님의 말씀과 약속은 결코 가둘 수 없습니다.</w:t>
       </w:r>
     </w:p>
     <w:p>
@@ -1003,33 +1016,46 @@
           <w:sz w:val="24"/>
           <w:szCs w:val="24"/>
         </w:rPr>
-        <w:t xml:space="preserve">민수기 21장에서 이스라엘 백성은 광야 길에서 마음이 상하여 하나님과 모세를 원망합니다. 어찌하여 우리를 애굽에서 인도해 내어 광야에서 죽게 하는가, 이곳에는 먹을 것도 없고 물도 없도다, 우리 마음이 이 하찮은 음식을 싫어하노라. 그들은 하나님이 하늘에서 내려 주신 만나를 하찮은 음식이라고 불렀습니다.</w:t>
-      </w:r>
-    </w:p>
-    <w:p>
-      <w:pPr>
-        <w:spacing w:after="160" w:line="360"/>
-      </w:pPr>
-      <w:r>
-        <w:rPr>
-          <w:rFonts w:ascii="맑은 고딕" w:cs="맑은 고딕" w:eastAsia="맑은 고딕" w:hAnsi="맑은 고딕"/>
-          <w:sz w:val="24"/>
-          <w:szCs w:val="24"/>
-        </w:rPr>
-        <w:t xml:space="preserve">그러자 여호와께서 불뱀들을 보내셨고, 뱀에게 물린 많은 백성이 죽었습니다. 백성이 회개하며 기도를 구하자, 하나님은 모세에게 말씀하십니다. 불뱀을 만들어 장대 위에 매달라, 물린 자마다 그것을 보면 살리라. 모세가 놋뱀을 만들어 장대 위에 달았고, 뱀에게 물린 자가 놋뱀을 쳐다본즉 모두 살았습니다.</w:t>
-      </w:r>
-    </w:p>
-    <w:p>
-      <w:pPr>
-        <w:spacing w:after="160" w:line="360"/>
-      </w:pPr>
-      <w:r>
-        <w:rPr>
-          <w:rFonts w:ascii="맑은 고딕" w:cs="맑은 고딕" w:eastAsia="맑은 고딕" w:hAnsi="맑은 고딕"/>
-          <w:sz w:val="24"/>
-          <w:szCs w:val="24"/>
-        </w:rPr>
-        <w:t xml:space="preserve">그 진영에는 다른 치료법이 없었습니다. 약초도, 의술도, 자기 노력도 소용이 없었습니다. 하나님께서 정하신 단 하나의 길, 장대에 달린 놋뱀을 바라보는 것뿐이었습니다. 예수님은 요한복음 3장에서 이 사건을 자신에게 적용하셨습니다. “모세가 광야에서 뱀을 든 것 같이 인자도 들려야 하리니 이는 그를 믿는 자마다 영생을 얻게 하려 하심이니라.” 죄에 물린 인류에게 하나님이 주신 길은 오직 하나, 십자가에 달리신 예수님을 바라보는 것입니다.</w:t>
+        <w:t xml:space="preserve">출애굽기 12장에서 하나님은 애굽에 마지막 재앙을 선언하셨습니다. 그 밤에 애굽 땅의 처음 난 것을 다 치시겠다고 하셨습니다. 그 심판 앞에서 하나님은 이스라엘에게 단 하나의 길을 주셨습니다. 흠 없고 일 년 된 수컷 어린양을 잡아, 그 피를 우슬초에 적셔 문 인방과 좌우 설주에 바르라는 것이었습니다.</w:t>
+      </w:r>
+    </w:p>
+    <w:p>
+      <w:pPr>
+        <w:spacing w:after="160" w:line="360"/>
+      </w:pPr>
+      <w:r>
+        <w:rPr>
+          <w:rFonts w:ascii="맑은 고딕" w:cs="맑은 고딕" w:eastAsia="맑은 고딕" w:hAnsi="맑은 고딕"/>
+          <w:sz w:val="24"/>
+          <w:szCs w:val="24"/>
+        </w:rPr>
+        <w:t xml:space="preserve">그리고 약속하셨습니다. “내가 피를 볼 때에 너희를 넘어가리니 재앙이 너희에게 내려 멸하지 아니하리라”(출 12:13). 그날 밤 구원을 결정한 것은 집의 크기도, 가문의 명예도, 그 집 사람들의 착함도 아니었습니다. 오직 문에 발린 어린양의 피였습니다.</w:t>
+      </w:r>
+    </w:p>
+    <w:p>
+      <w:pPr>
+        <w:spacing w:after="160" w:line="360"/>
+      </w:pPr>
+      <w:r>
+        <w:rPr>
+          <w:rFonts w:ascii="맑은 고딕" w:cs="맑은 고딕" w:eastAsia="맑은 고딕" w:hAnsi="맑은 고딕"/>
+          <w:sz w:val="24"/>
+          <w:szCs w:val="24"/>
+        </w:rPr>
+        <w:t xml:space="preserve">피가 없는 집에는 다른 길이 없었습니다. 애굽의 신들도, 바로의 권세도 그날 밤 아무것도 할 수 없었습니다. 바로의 장자로부터 옥에 갇힌 사람의 장자까지 심판에는 예외가 없었습니다. 그러나 피 아래 있는 집은 아무리 가난하고 연약해도 안전했습니다.</w:t>
+      </w:r>
+    </w:p>
+    <w:p>
+      <w:pPr>
+        <w:spacing w:after="160" w:line="360"/>
+      </w:pPr>
+      <w:r>
+        <w:rPr>
+          <w:rFonts w:ascii="맑은 고딕" w:cs="맑은 고딕" w:eastAsia="맑은 고딕" w:hAnsi="맑은 고딕"/>
+          <w:sz w:val="24"/>
+          <w:szCs w:val="24"/>
+        </w:rPr>
+        <w:t xml:space="preserve">신약은 이 어린양이 누구인지 분명히 말합니다. 우리의 유월절 양 곧 그리스도께서 희생되셨느니라(고전 5:7). 세례 요한은 예수님을 보고 세상 죄를 지고 가는 하나님의 어린 양이라고 외쳤습니다. 죄와 심판 앞에 선 인류에게 하나님이 주신 길은 오직 하나, 십자가에서 흘리신 그리스도의 피입니다. 천하 사람 중에 구원을 받을 만한 다른 이름을 우리에게 주신 일이 없습니다.</w:t>
       </w:r>
     </w:p>
     <w:p>
@@ -1131,7 +1157,7 @@
           <w:sz w:val="24"/>
           <w:szCs w:val="24"/>
         </w:rPr>
-        <w:t xml:space="preserve">또한 이 진리를 사랑으로 전하십시오. 오직 예수만이 구원의 길이라면, 예수를 모르는 우리 가족과 이웃은 지금 위험 가운데 있습니다. 놋뱀을 본 사람이 옆에서 죽어 가는 사람에게 “저기를 보라”고 외치지 않을 수 있겠습니까? 이 진리는 우리를 교만하게 하지 않고 오히려 간절하게 만듭니다.</w:t>
+        <w:t xml:space="preserve">또한 이 진리를 사랑으로 전하십시오. 오직 예수만이 구원의 길이라면, 예수를 모르는 우리 가족과 이웃은 지금 위험 가운데 있습니다. 유월절 밤, 문에 피를 바른 집 사람이 피 없는 이웃집을 보고 그냥 잠잠할 수 있겠습니까? 이 진리는 우리를 교만하게 하지 않고 오히려 간절하게 만듭니다.</w:t>
       </w:r>
     </w:p>
     <w:p>

--- a/acts-sermons/docx/13_2027-01-10_천하사람중에다른이름은없다_행4장1-12절.docx
+++ b/acts-sermons/docx/13_2027-01-10_천하사람중에다른이름은없다_행4장1-12절.docx
@@ -965,7 +965,7 @@
           <w:sz w:val="24"/>
           <w:szCs w:val="24"/>
         </w:rPr>
-        <w:t xml:space="preserve">그리고 12절, 이 설교의 절정입니다. “다른 이로써는 구원을 받을 수 없나니 천하 사람 중에 구원을 받을 만한 다른 이름을 우리에게 주신 일이 없음이라.” 여기 ‘구원’이라는 말을 주목하십시오. 앞에서 걷지 못하던 사람이 ‘건강하게 되었다’고 할 때와 같은 뿌리의 말입니다. 베드로는 지금 그 사람의 다리가 나은 이야기에서 더 깊은 구원, 곧 영혼의 구원으로 이야기를 옮겨 갑니다. 다리를 고친 그 이름이 영혼을 구원하는 유일한 이름입니다.</w:t>
+        <w:t xml:space="preserve">그리고 12절, 이 설교의 절정입니다. “다른 이로써는 구원을 받을 수 없나니 천하 사람 중에 구원을 받을 만한 다른 이름을 우리에게 주신 일이 없음이라.” 여기 ‘구원’이라는 말을 주목하십시오. 9절에서 걷지 못하던 사람이 어떻게 ‘구원을 받았느냐’, 곧 어떻게 낫게 되었느냐고 말할 때 쓰인 바로 그 말입니다. 베드로는 지금 그 사람의 다리가 나은 이야기에서 더 깊은 구원, 곧 영혼의 구원으로 이야기를 옮겨 갑니다. 다리를 고친 그 이름이 영혼을 구원하는 유일한 이름입니다.</w:t>
       </w:r>
     </w:p>
     <w:p>
